--- a/corpus/docx/tables-wide-page.docx
+++ b/corpus/docx/tables-wide-page.docx
@@ -298,6 +298,112 @@
             </w:pPr>
             <w:r>
               <w:t xml:space="preserve">c3</w:t>
+            </w:r>
+          </w:p>
+        </w:tc>
+      </w:tr>
+    </w:tbl>
+    <w:p>
+      <w:pPr>
+        <w:pStyle w:val="BodyText"/>
+      </w:pPr>
+      <w:r>
+        <w:t xml:space="preserve">Header and first body row disagree on alignment (the column alignment</w:t>
+      </w:r>
+      <w:r>
+        <w:t xml:space="preserve"> </w:t>
+      </w:r>
+      <w:r>
+        <w:t xml:space="preserve">must come from the body row, not the header):</w:t>
+      </w:r>
+    </w:p>
+    <w:tbl>
+      <w:tblPr>
+        <w:tblStyle w:val="Table"/>
+        <w:tblW w:type="auto" w:w="0"/>
+        <w:tblLook w:firstRow="1" w:lastRow="0" w:firstColumn="0" w:lastColumn="0" w:noHBand="0" w:noVBand="0" w:val="0020"/>
+      </w:tblPr>
+      <w:tblGrid>
+        <w:gridCol w:w="3960"/>
+        <w:gridCol w:w="3960"/>
+      </w:tblGrid>
+      <w:tr>
+        <w:trPr>
+          <w:tblHeader w:val="on"/>
+        </w:trPr>
+        <w:tc>
+          <w:tcPr/>
+          <w:p>
+            <w:pPr>
+              <w:pStyle w:val="Compact"/>
+              <w:jc w:val="center"/>
+            </w:pPr>
+            <w:r>
+              <w:t xml:space="preserve">H left col</w:t>
+            </w:r>
+          </w:p>
+        </w:tc>
+        <w:tc>
+          <w:tcPr/>
+          <w:p>
+            <w:pPr>
+              <w:pStyle w:val="Compact"/>
+              <w:jc w:val="center"/>
+            </w:pPr>
+            <w:r>
+              <w:t xml:space="preserve">H right col</w:t>
+            </w:r>
+          </w:p>
+        </w:tc>
+      </w:tr>
+      <w:tr>
+        <w:tc>
+          <w:tcPr/>
+          <w:p>
+            <w:pPr>
+              <w:pStyle w:val="Compact"/>
+              <w:jc w:val="left"/>
+            </w:pPr>
+            <w:r>
+              <w:t xml:space="preserve">body left</w:t>
+            </w:r>
+          </w:p>
+        </w:tc>
+        <w:tc>
+          <w:tcPr/>
+          <w:p>
+            <w:pPr>
+              <w:pStyle w:val="Compact"/>
+              <w:jc w:val="right"/>
+            </w:pPr>
+            <w:r>
+              <w:t xml:space="preserve">body right</w:t>
+            </w:r>
+          </w:p>
+        </w:tc>
+      </w:tr>
+      <w:tr>
+        <w:tc>
+          <w:tcPr/>
+          <w:p>
+            <w:pPr>
+              <w:pStyle w:val="Compact"/>
+              <w:jc w:val="center"/>
+            </w:pPr>
+            <w:r>
+              <w:t xml:space="preserve">c</w:t>
+            </w:r>
+          </w:p>
+        </w:tc>
+        <w:tc>
+          <w:tcPr/>
+          <w:p>
+            <w:pPr>
+              <w:pStyle w:val="Compact"/>
+              <w:jc w:val="center"/>
+            </w:pPr>
+            <w:r>
+              <w:t xml:space="preserve">d</w:t>
             </w:r>
           </w:p>
         </w:tc>
